--- a/HW05_A2_17921170263940640.docx
+++ b/HW05_A2_17921170263940640.docx
@@ -131,6 +131,7 @@
                 <w:szCs w:val="18"/>
               </w:rPr>
             </w:pPr>
+            <w:commentRangeStart w:id="0"/>
             <w:r>
               <w:rPr>
                 <w:rFonts w:ascii="Menlo" w:hAnsi="Menlo" w:cs="Menlo"/>
@@ -179,6 +180,13 @@
                 <w:szCs w:val="18"/>
               </w:rPr>
               <w:t>):</w:t>
+            </w:r>
+            <w:commentRangeEnd w:id="0"/>
+            <w:r>
+              <w:rPr>
+                <w:rStyle w:val="CommentReference"/>
+              </w:rPr>
+              <w:commentReference w:id="0"/>
             </w:r>
           </w:p>
           <w:p>
@@ -1624,6 +1632,7 @@
             </w:r>
           </w:p>
           <w:p>
+            <w:commentRangeStart w:id="1"/>
             <w:r>
               <w:rPr>
                 <w:noProof/>
@@ -1663,6 +1672,13 @@
                   </a:graphic>
                 </wp:inline>
               </w:drawing>
+            </w:r>
+            <w:commentRangeEnd w:id="1"/>
+            <w:r>
+              <w:rPr>
+                <w:rStyle w:val="CommentReference"/>
+              </w:rPr>
+              <w:commentReference w:id="1"/>
             </w:r>
           </w:p>
           <w:p/>
@@ -1825,9 +1841,17 @@
             <w:tcW w:w="8277" w:type="dxa"/>
           </w:tcPr>
           <w:p>
+            <w:commentRangeStart w:id="2"/>
             <w:r>
               <w:lastRenderedPageBreak/>
               <w:t>Constructor defines what attributes are included in the class, and initialises the attribute values for each object.</w:t>
+            </w:r>
+            <w:commentRangeEnd w:id="2"/>
+            <w:r>
+              <w:rPr>
+                <w:rStyle w:val="CommentReference"/>
+              </w:rPr>
+              <w:commentReference w:id="2"/>
             </w:r>
           </w:p>
           <w:p/>
@@ -5613,6 +5637,7 @@
             <w:tcW w:w="8277" w:type="dxa"/>
           </w:tcPr>
           <w:p>
+            <w:commentRangeStart w:id="3"/>
             <w:r>
               <w:t xml:space="preserve">Numbers smaller than an item will be stored in the left branch. </w:t>
             </w:r>
@@ -5623,6 +5648,13 @@
             <w:proofErr w:type="gramEnd"/>
             <w:r>
               <w:t xml:space="preserve"> the smallest value is always the value of the last node when keeping going left from the root.</w:t>
+            </w:r>
+            <w:commentRangeEnd w:id="3"/>
+            <w:r>
+              <w:rPr>
+                <w:rStyle w:val="CommentReference"/>
+              </w:rPr>
+              <w:commentReference w:id="3"/>
             </w:r>
           </w:p>
           <w:p/>
@@ -5657,8 +5689,16 @@
             <w:tcW w:w="8277" w:type="dxa"/>
           </w:tcPr>
           <w:p>
+            <w:commentRangeStart w:id="4"/>
             <w:r>
               <w:t>The tree is empty if both pointers of the root node are -1.</w:t>
+            </w:r>
+            <w:commentRangeEnd w:id="4"/>
+            <w:r>
+              <w:rPr>
+                <w:rStyle w:val="CommentReference"/>
+              </w:rPr>
+              <w:commentReference w:id="4"/>
             </w:r>
           </w:p>
           <w:p>
@@ -5730,8 +5770,16 @@
             <w:tcW w:w="8277" w:type="dxa"/>
           </w:tcPr>
           <w:p>
+            <w:commentRangeStart w:id="5"/>
             <w:r>
               <w:t>A text file is processed based on each text character.</w:t>
+            </w:r>
+            <w:commentRangeEnd w:id="5"/>
+            <w:r>
+              <w:rPr>
+                <w:rStyle w:val="CommentReference"/>
+              </w:rPr>
+              <w:commentReference w:id="5"/>
             </w:r>
           </w:p>
           <w:p>
@@ -5790,6 +5838,107 @@
     </w:sectPr>
   </w:body>
 </w:document>
+</file>
+
+<file path=word/comments.xml><?xml version="1.0" encoding="utf-8"?>
+<w:comments xmlns:a="http://schemas.openxmlformats.org/drawingml/2006/main" xmlns:pic="http://schemas.openxmlformats.org/drawingml/2006/picture" xmlns:r="http://schemas.openxmlformats.org/officeDocument/2006/relationships" xmlns:w="http://schemas.openxmlformats.org/wordprocessingml/2006/main" xmlns:wp="http://schemas.openxmlformats.org/drawingml/2006/wordprocessingDrawing" xmlns:mc="http://schemas.openxmlformats.org/markup-compatibility/2006" xmlns:a14="http://schemas.microsoft.com/office/drawing/2010/main" xmlns:w14="http://schemas.microsoft.com/office/word/2010/wordml" xmlns:wpc="http://schemas.microsoft.com/office/word/2010/wordprocessingCanvas">
+  <w:comment w:id="0" w:author="Teacher" w:initials="T" w:date="2026-10-23T00:54:05Z">
+    <w:p>
+      <w:pPr>
+        <w:pStyle w:val="CommentText"/>
+      </w:pPr>
+      <w:r>
+        <w:rPr>
+          <w:rStyle w:val="CommentReference"/>
+        </w:rPr>
+        <w:annotationRef/>
+      </w:r>
+      <w:r>
+        <w:t>10/12 - The function works, but there is no loop: the whole file is read at once with read() and then split(). split() cuts on any whitespace, so a line that contained a space would be split into two items. Expected: loop over the file, e.g. for line in file: dataList.append(line.strip()), and close the file. (-2)</w:t>
+      </w:r>
+    </w:p>
+  </w:comment>
+  <w:comment w:id="1" w:author="Teacher" w:initials="T" w:date="2026-10-23T00:54:05Z">
+    <w:p>
+      <w:pPr>
+        <w:pStyle w:val="CommentText"/>
+      </w:pPr>
+      <w:r>
+        <w:rPr>
+          <w:rStyle w:val="CommentReference"/>
+        </w:rPr>
+        <w:annotationRef/>
+      </w:r>
+      <w:r>
+        <w:t>Full marks. - The output [12, 9, 18] is correct and the program does read the data from the text file. Note for next time: include the input line in the screenshot so that the marker can see the file name you used.</w:t>
+      </w:r>
+    </w:p>
+  </w:comment>
+  <w:comment w:id="2" w:author="Teacher" w:initials="T" w:date="2026-10-23T00:54:05Z">
+    <w:p>
+      <w:pPr>
+        <w:pStyle w:val="CommentText"/>
+      </w:pPr>
+      <w:r>
+        <w:rPr>
+          <w:rStyle w:val="CommentReference"/>
+        </w:rPr>
+        <w:annotationRef/>
+      </w:r>
+      <w:r>
+        <w:t>2/4 - You describe what a constructor initialises, but not when it runs. A constructor is called automatically when a new object is created - that is the main purpose of a constructor. (-2)</w:t>
+      </w:r>
+    </w:p>
+  </w:comment>
+  <w:comment w:id="3" w:author="Teacher" w:initials="T" w:date="2026-10-23T00:54:05Z">
+    <w:p>
+      <w:pPr>
+        <w:pStyle w:val="CommentText"/>
+      </w:pPr>
+      <w:r>
+        <w:rPr>
+          <w:rStyle w:val="CommentReference"/>
+        </w:rPr>
+        <w:annotationRef/>
+      </w:r>
+      <w:r>
+        <w:t>Full marks. - You explain that the smallest value is reached by following the left pointers, which is the key point. For a complete answer also state that every right subtree contains only larger values, so the right branches can be ignored and only one path from the root is followed - that is why not every node is compared.</w:t>
+      </w:r>
+    </w:p>
+  </w:comment>
+  <w:comment w:id="4" w:author="Teacher" w:initials="T" w:date="2026-10-23T00:54:05Z">
+    <w:p>
+      <w:pPr>
+        <w:pStyle w:val="CommentText"/>
+      </w:pPr>
+      <w:r>
+        <w:rPr>
+          <w:rStyle w:val="CommentReference"/>
+        </w:rPr>
+        <w:annotationRef/>
+      </w:r>
+      <w:r>
+        <w:t>2/6 - An empty tree is detected by testing rootPointer = nullPointer (-1) before touching any node, not by looking at the root node's pointers (a single-node tree also has both pointers -1). Return a value that signals "empty", e.g. -1. If the case is not handled, itemPointer becomes -1 and myTree[-1] is read; in Python -1 wraps round to the last array element, so the wrong node is used. (-4)</w:t>
+      </w:r>
+    </w:p>
+  </w:comment>
+  <w:comment w:id="5" w:author="Teacher" w:initials="T" w:date="2026-10-23T00:54:05Z">
+    <w:p>
+      <w:pPr>
+        <w:pStyle w:val="CommentText"/>
+      </w:pPr>
+      <w:r>
+        <w:rPr>
+          <w:rStyle w:val="CommentReference"/>
+        </w:rPr>
+        <w:annotationRef/>
+      </w:r>
+      <w:r>
+        <w:t>1/3 - Only the characters-vs-bytes difference is given. Also needed: a text file is human-readable / can be opened in a text editor, and a binary file stores data in its raw (internal) format. (-2)</w:t>
+      </w:r>
+    </w:p>
+  </w:comment>
+</w:comments>
 </file>
 
 <file path=word/endnotes.xml><?xml version="1.0" encoding="utf-8"?>
